--- a/framework-templates/Compliance_Monitoring_Plan_v2.0_Template.docx
+++ b/framework-templates/Compliance_Monitoring_Plan_v2.0_Template.docx
@@ -316,6 +316,24 @@
           <w:b/>
           <w:bCs/>
         </w:rPr>
+        <w:t xml:space="preserve">Supporting registers are mandatory.</w:t>
+      </w:r>
+      <w:r>
+        <w:t xml:space="preserve"> This document relies on the KMS registers listed in its “Supporting registers” section (where it has one). The FCA judges a firm on the records that show its policies working in practice, so a firm that adopts this document without using its registers is likely to fail FCA scrutiny. Start using them from day one.</w:t>
+      </w:r>
+    </w:p>
+    <w:p>
+      <w:pPr>
+        <w:numPr>
+          <w:ilvl w:val="0"/>
+          <w:numId w:val="1"/>
+        </w:numPr>
+      </w:pPr>
+      <w:r>
+        <w:rPr>
+          <w:b/>
+          <w:bCs/>
+        </w:rPr>
         <w:t xml:space="preserve">Grey “KMS guidance” boxes</w:t>
       </w:r>
       <w:r>
@@ -1697,7 +1715,7 @@
               <w:spacing w:before="0" w:after="60"/>
             </w:pPr>
             <w:r>
-              <w:t xml:space="preserve">Sample customer files for complete due diligence; check sanctions screening is carried out and alerts cleared; review the internal suspicion report log for timely MLRO decisions.</w:t>
+              <w:t xml:space="preserve">Sample customer files for complete due diligence; check sanctions screening is carried out and alerts cleared; review the AML Incident Register for timely MLRO decisions.</w:t>
             </w:r>
           </w:p>
         </w:tc>
@@ -2000,7 +2018,7 @@
               <w:spacing w:before="0" w:after="60"/>
             </w:pPr>
             <w:r>
-              <w:t xml:space="preserve">Sample records for accuracy, security and retention; review data breach log and subject access request timeliness; check data protection complaints are handled within 30 days.</w:t>
+              <w:t xml:space="preserve">Sample records for accuracy, security and retention; review the Data Breach Log and Data Rights Request Log for timeliness; check data protection complaints are handled within 30 days.</w:t>
             </w:r>
           </w:p>
         </w:tc>
@@ -2101,7 +2119,7 @@
               <w:spacing w:before="0" w:after="60"/>
             </w:pPr>
             <w:r>
-              <w:t xml:space="preserve">Review the conflicts register; check commission, fee and incentive arrangements (including staff pay) do not create a risk of poor customer outcomes, and that disclosures are made.</w:t>
+              <w:t xml:space="preserve">Review the Conflicts of Interest Register and Gifts and Hospitality Register; check commission, fee and incentive arrangements (including staff pay) do not create a risk of poor customer outcomes, and that disclosures are made.</w:t>
             </w:r>
           </w:p>
         </w:tc>
@@ -11207,7 +11225,7 @@
         <w:t xml:space="preserve">[Insert owner]</w:t>
       </w:r>
       <w:r>
-        <w:t xml:space="preserve"> confirms which checks are due under the schedule and any additional reviews prompted by complaints, incidents or regulatory change.</w:t>
+        <w:t xml:space="preserve"> confirms, using the Monitoring Schedule in the Compliance Monitoring Tracker, which checks are due under the schedule and any additional reviews prompted by complaints, incidents or regulatory change.</w:t>
       </w:r>
     </w:p>
     <w:p>
@@ -11231,27 +11249,7 @@
         <w:t xml:space="preserve">Step 3 – Review using a checklist.</w:t>
       </w:r>
       <w:r>
-        <w:t xml:space="preserve"> Each check uses a standard checklist linked to the relevant rules, so that reviews are consistent and can be repeated. </w:t>
-      </w:r>
-      <w:r>
-        <w:rPr>
-          <w:b/>
-          <w:bCs/>
-          <w:highlight w:val="yellow"/>
-        </w:rPr>
-        <w:t xml:space="preserve">[Insert where checklists are kept.]</w:t>
-      </w:r>
-    </w:p>
-    <w:p>
-      <w:r>
-        <w:rPr>
-          <w:b/>
-          <w:bCs/>
-        </w:rPr>
-        <w:t xml:space="preserve">Step 4 – Record findings and evidence.</w:t>
-      </w:r>
-      <w:r>
-        <w:t xml:space="preserve"> Findings are recorded against each checklist question, with evidence kept in the Monitoring Evidence Folder </w:t>
+        <w:t xml:space="preserve"> Each check uses a standard checklist linked to the relevant rules, so that reviews are consistent and can be repeated. The result for each file is recorded in the File Review Record, and checklists are kept at </w:t>
       </w:r>
       <w:r>
         <w:rPr>
@@ -11262,6 +11260,29 @@
         <w:t xml:space="preserve">[Insert location]</w:t>
       </w:r>
       <w:r>
+        <w:t xml:space="preserve">.</w:t>
+      </w:r>
+    </w:p>
+    <w:p>
+      <w:r>
+        <w:rPr>
+          <w:b/>
+          <w:bCs/>
+        </w:rPr>
+        <w:t xml:space="preserve">Step 4 – Record findings and evidence.</w:t>
+      </w:r>
+      <w:r>
+        <w:t xml:space="preserve"> Findings are recorded against each checklist question, with evidence kept in the Monitoring Evidence Folder </w:t>
+      </w:r>
+      <w:r>
+        <w:rPr>
+          <w:b/>
+          <w:bCs/>
+          <w:highlight w:val="yellow"/>
+        </w:rPr>
+        <w:t xml:space="preserve">[Insert location]</w:t>
+      </w:r>
+      <w:r>
         <w:t xml:space="preserve">. Each finding is rated: </w:t>
       </w:r>
       <w:r>
@@ -11304,7 +11325,7 @@
         <w:t xml:space="preserve">Step 5 – Act on findings.</w:t>
       </w:r>
       <w:r>
-        <w:t xml:space="preserve"> Every Red or Amber finding is entered in the Corrective Action Log with an owner and deadline (section 8).</w:t>
+        <w:t xml:space="preserve"> Every Red or Amber finding is entered in the Corrective Action Log (in the Compliance Monitoring Tracker workbook) with an owner and deadline (section 8).</w:t>
       </w:r>
     </w:p>
     <w:p>
@@ -11541,7 +11562,7 @@
           <w:b/>
           <w:bCs/>
         </w:rPr>
-        <w:t xml:space="preserve">Breach Register</w:t>
+        <w:t xml:space="preserve">Compliance Breach Log</w:t>
       </w:r>
       <w:r>
         <w:t xml:space="preserve">, including what happened, the cause, whether customers were harmed, the remedial action and whether the FCA was notified.</w:t>
@@ -11785,6 +11806,666 @@
       <w:r>
         <w:t xml:space="preserve">This plan is how we make sure our policies work in practice and our customers get good outcomes. Our aim is not simply to tick boxes, but to find problems early, fix them properly and keep improving.</w:t>
       </w:r>
+    </w:p>
+    <w:p>
+      <w:pPr>
+        <w:pStyle w:val="Heading10"/>
+        <w:outlineLvl w:val="0"/>
+      </w:pPr>
+      <w:r>
+        <w:t xml:space="preserve">11. Supporting registers</w:t>
+      </w:r>
+    </w:p>
+    <w:p>
+      <w:r>
+        <w:t xml:space="preserve">The KMS registers below support this plan. They are an essential part of it, not optional extras: the FCA judges whether a plan works in practice by looking at these records, and a plan without them is unlikely to withstand scrutiny. Keep them up to date from your first day of trading. The owner and review frequency are recorded in each register.</w:t>
+      </w:r>
+    </w:p>
+    <w:p>
+      <w:pPr>
+        <w:pBdr>
+          <w:top w:val="single" w:sz="4" w:space="4" w:color="11304F"/>
+          <w:left w:val="single" w:sz="24" w:space="4" w:color="11304F"/>
+          <w:bottom w:val="single" w:sz="4" w:space="4" w:color="11304F"/>
+          <w:right w:val="single" w:sz="4" w:space="4" w:color="11304F"/>
+        </w:pBdr>
+        <w:shd w:val="clear" w:color="auto" w:fill="F2F2F2"/>
+        <w:spacing w:before="120" w:after="120"/>
+        <w:ind w:left="113" w:right="113"/>
+      </w:pPr>
+      <w:r>
+        <w:rPr>
+          <w:b/>
+          <w:bCs/>
+        </w:rPr>
+        <w:t xml:space="preserve">KMS guidance: </w:t>
+      </w:r>
+      <w:r>
+        <w:rPr>
+          <w:i/>
+          <w:iCs/>
+        </w:rPr>
+        <w:t xml:space="preserve">Do not delete a register from this list because you have not started using it yet – start using it. Where one part of a register genuinely cannot apply to your firm (for example safeguarding when you hold no relevant funds), keep the register and record why that part does not apply.</w:t>
+      </w:r>
+    </w:p>
+    <w:tbl>
+      <w:tblPr>
+        <w:tblW w:w="9026" w:type="dxa"/>
+        <w:tblBorders>
+          <w:top w:val="single" w:sz="4" w:space="0" w:color="A6A6A6"/>
+          <w:left w:val="single" w:sz="4" w:space="0" w:color="A6A6A6"/>
+          <w:bottom w:val="single" w:sz="4" w:space="0" w:color="A6A6A6"/>
+          <w:right w:val="single" w:sz="4" w:space="0" w:color="A6A6A6"/>
+          <w:insideH w:val="single" w:sz="4" w:space="0" w:color="A6A6A6"/>
+          <w:insideV w:val="single" w:sz="4" w:space="0" w:color="A6A6A6"/>
+        </w:tblBorders>
+        <w:tblLayout w:type="fixed"/>
+        <w:tblCellMar>
+          <w:top w:w="57" w:type="dxa"/>
+          <w:left w:w="85" w:type="dxa"/>
+          <w:bottom w:w="57" w:type="dxa"/>
+          <w:right w:w="85" w:type="dxa"/>
+        </w:tblCellMar>
+        <w:tblLook w:val="04A0" w:firstRow="1" w:lastRow="0" w:firstColumn="0" w:lastColumn="0" w:noHBand="0" w:noVBand="1"/>
+      </w:tblPr>
+      <w:tblGrid>
+        <w:gridCol w:w="2527"/>
+        <w:gridCol w:w="2888"/>
+        <w:gridCol w:w="3611"/>
+      </w:tblGrid>
+      <w:tr>
+        <w:trPr>
+          <w:cantSplit/>
+          <w:tblHeader/>
+        </w:trPr>
+        <w:tc>
+          <w:tcPr>
+            <w:tcW w:w="2527" w:type="dxa"/>
+            <w:shd w:val="clear" w:color="auto" w:fill="D9E2F3"/>
+          </w:tcPr>
+          <w:p>
+            <w:pPr>
+              <w:spacing w:before="0" w:after="60"/>
+            </w:pPr>
+            <w:r>
+              <w:rPr>
+                <w:b/>
+                <w:bCs/>
+              </w:rPr>
+              <w:t xml:space="preserve">Register</w:t>
+            </w:r>
+          </w:p>
+        </w:tc>
+        <w:tc>
+          <w:tcPr>
+            <w:tcW w:w="2888" w:type="dxa"/>
+            <w:shd w:val="clear" w:color="auto" w:fill="D9E2F3"/>
+          </w:tcPr>
+          <w:p>
+            <w:pPr>
+              <w:spacing w:before="0" w:after="60"/>
+            </w:pPr>
+            <w:r>
+              <w:rPr>
+                <w:b/>
+                <w:bCs/>
+              </w:rPr>
+              <w:t xml:space="preserve">KMS file</w:t>
+            </w:r>
+          </w:p>
+        </w:tc>
+        <w:tc>
+          <w:tcPr>
+            <w:tcW w:w="3611" w:type="dxa"/>
+            <w:shd w:val="clear" w:color="auto" w:fill="D9E2F3"/>
+          </w:tcPr>
+          <w:p>
+            <w:pPr>
+              <w:spacing w:before="0" w:after="60"/>
+            </w:pPr>
+            <w:r>
+              <w:rPr>
+                <w:b/>
+                <w:bCs/>
+              </w:rPr>
+              <w:t xml:space="preserve">What it evidences</w:t>
+            </w:r>
+          </w:p>
+        </w:tc>
+      </w:tr>
+      <w:tr>
+        <w:trPr>
+          <w:cantSplit/>
+        </w:trPr>
+        <w:tc>
+          <w:tcPr>
+            <w:tcW w:w="2527" w:type="dxa"/>
+          </w:tcPr>
+          <w:p>
+            <w:pPr>
+              <w:spacing w:before="0" w:after="60"/>
+            </w:pPr>
+            <w:r>
+              <w:t xml:space="preserve">Compliance Monitoring Tracker (Monitoring Schedule, File Review Record, Corrective Action Log, Compliance Universe Register)</w:t>
+            </w:r>
+          </w:p>
+        </w:tc>
+        <w:tc>
+          <w:tcPr>
+            <w:tcW w:w="2888" w:type="dxa"/>
+          </w:tcPr>
+          <w:p>
+            <w:pPr>
+              <w:spacing w:before="0" w:after="60"/>
+            </w:pPr>
+            <w:r>
+              <w:t xml:space="preserve">Compliance_Monitoring_Tracker_v2.0_Template.xlsx</w:t>
+            </w:r>
+          </w:p>
+        </w:tc>
+        <w:tc>
+          <w:tcPr>
+            <w:tcW w:w="3611" w:type="dxa"/>
+          </w:tcPr>
+          <w:p>
+            <w:pPr>
+              <w:spacing w:before="0" w:after="60"/>
+            </w:pPr>
+            <w:r>
+              <w:t xml:space="preserve">Checks completed against the plan, file review results, corrective actions to closure, and the requirements that apply to us</w:t>
+            </w:r>
+          </w:p>
+        </w:tc>
+      </w:tr>
+      <w:tr>
+        <w:trPr>
+          <w:cantSplit/>
+        </w:trPr>
+        <w:tc>
+          <w:tcPr>
+            <w:tcW w:w="2527" w:type="dxa"/>
+          </w:tcPr>
+          <w:p>
+            <w:pPr>
+              <w:spacing w:before="0" w:after="60"/>
+            </w:pPr>
+            <w:r>
+              <w:t xml:space="preserve">Compliance Breach Log</w:t>
+            </w:r>
+          </w:p>
+        </w:tc>
+        <w:tc>
+          <w:tcPr>
+            <w:tcW w:w="2888" w:type="dxa"/>
+          </w:tcPr>
+          <w:p>
+            <w:pPr>
+              <w:spacing w:before="0" w:after="60"/>
+            </w:pPr>
+            <w:r>
+              <w:t xml:space="preserve">Compliance_Breach_Log_v2.0_Template.xlsx</w:t>
+            </w:r>
+          </w:p>
+        </w:tc>
+        <w:tc>
+          <w:tcPr>
+            <w:tcW w:w="3611" w:type="dxa"/>
+          </w:tcPr>
+          <w:p>
+            <w:pPr>
+              <w:spacing w:before="0" w:after="60"/>
+            </w:pPr>
+            <w:r>
+              <w:t xml:space="preserve">Every breach, its root cause, customer impact, FCA notification decision and remediation</w:t>
+            </w:r>
+          </w:p>
+        </w:tc>
+      </w:tr>
+      <w:tr>
+        <w:trPr>
+          <w:cantSplit/>
+        </w:trPr>
+        <w:tc>
+          <w:tcPr>
+            <w:tcW w:w="2527" w:type="dxa"/>
+          </w:tcPr>
+          <w:p>
+            <w:pPr>
+              <w:spacing w:before="0" w:after="60"/>
+            </w:pPr>
+            <w:r>
+              <w:t xml:space="preserve">Complaints Register</w:t>
+            </w:r>
+          </w:p>
+        </w:tc>
+        <w:tc>
+          <w:tcPr>
+            <w:tcW w:w="2888" w:type="dxa"/>
+          </w:tcPr>
+          <w:p>
+            <w:pPr>
+              <w:spacing w:before="0" w:after="60"/>
+            </w:pPr>
+            <w:r>
+              <w:t xml:space="preserve">Complaints_Register_v2.0_Template.xlsx</w:t>
+            </w:r>
+          </w:p>
+        </w:tc>
+        <w:tc>
+          <w:tcPr>
+            <w:tcW w:w="3611" w:type="dxa"/>
+          </w:tcPr>
+          <w:p>
+            <w:pPr>
+              <w:spacing w:before="0" w:after="60"/>
+            </w:pPr>
+            <w:r>
+              <w:t xml:space="preserve">Every complaint, DISP deadlines, outcomes, redress, root causes and Ombudsman referrals</w:t>
+            </w:r>
+          </w:p>
+        </w:tc>
+      </w:tr>
+      <w:tr>
+        <w:trPr>
+          <w:cantSplit/>
+        </w:trPr>
+        <w:tc>
+          <w:tcPr>
+            <w:tcW w:w="2527" w:type="dxa"/>
+          </w:tcPr>
+          <w:p>
+            <w:pPr>
+              <w:spacing w:before="0" w:after="60"/>
+            </w:pPr>
+            <w:r>
+              <w:t xml:space="preserve">Financial Promotions Log and Approval Checklist</w:t>
+            </w:r>
+          </w:p>
+        </w:tc>
+        <w:tc>
+          <w:tcPr>
+            <w:tcW w:w="2888" w:type="dxa"/>
+          </w:tcPr>
+          <w:p>
+            <w:pPr>
+              <w:spacing w:before="0" w:after="60"/>
+            </w:pPr>
+            <w:r>
+              <w:t xml:space="preserve">Financial_Promotions_Log_v2.0_Template.xlsx</w:t>
+            </w:r>
+          </w:p>
+        </w:tc>
+        <w:tc>
+          <w:tcPr>
+            <w:tcW w:w="3611" w:type="dxa"/>
+          </w:tcPr>
+          <w:p>
+            <w:pPr>
+              <w:spacing w:before="0" w:after="60"/>
+            </w:pPr>
+            <w:r>
+              <w:t xml:space="preserve">Every promotion approved before use, the checks made, evidence for claims and withdrawal</w:t>
+            </w:r>
+          </w:p>
+        </w:tc>
+      </w:tr>
+      <w:tr>
+        <w:trPr>
+          <w:cantSplit/>
+        </w:trPr>
+        <w:tc>
+          <w:tcPr>
+            <w:tcW w:w="2527" w:type="dxa"/>
+          </w:tcPr>
+          <w:p>
+            <w:pPr>
+              <w:spacing w:before="0" w:after="60"/>
+            </w:pPr>
+            <w:r>
+              <w:t xml:space="preserve">AML Incident Register</w:t>
+            </w:r>
+          </w:p>
+        </w:tc>
+        <w:tc>
+          <w:tcPr>
+            <w:tcW w:w="2888" w:type="dxa"/>
+          </w:tcPr>
+          <w:p>
+            <w:pPr>
+              <w:spacing w:before="0" w:after="60"/>
+            </w:pPr>
+            <w:r>
+              <w:t xml:space="preserve">Anti_Money_Laundering_Incident_Register_v2.0_Template.docx</w:t>
+            </w:r>
+          </w:p>
+        </w:tc>
+        <w:tc>
+          <w:tcPr>
+            <w:tcW w:w="3611" w:type="dxa"/>
+          </w:tcPr>
+          <w:p>
+            <w:pPr>
+              <w:spacing w:before="0" w:after="60"/>
+            </w:pPr>
+            <w:r>
+              <w:t xml:space="preserve">Every internal suspicious activity report, the MLRO’s reasoning and decision, SARs and DAML requests</w:t>
+            </w:r>
+          </w:p>
+        </w:tc>
+      </w:tr>
+      <w:tr>
+        <w:trPr>
+          <w:cantSplit/>
+        </w:trPr>
+        <w:tc>
+          <w:tcPr>
+            <w:tcW w:w="2527" w:type="dxa"/>
+          </w:tcPr>
+          <w:p>
+            <w:pPr>
+              <w:spacing w:before="0" w:after="60"/>
+            </w:pPr>
+            <w:r>
+              <w:t xml:space="preserve">CDD Register</w:t>
+            </w:r>
+          </w:p>
+        </w:tc>
+        <w:tc>
+          <w:tcPr>
+            <w:tcW w:w="2888" w:type="dxa"/>
+          </w:tcPr>
+          <w:p>
+            <w:pPr>
+              <w:spacing w:before="0" w:after="60"/>
+            </w:pPr>
+            <w:r>
+              <w:t xml:space="preserve">Customer_Due_Diligence_Checklist_v2.0_Template.xlsx (CDD Register tab)</w:t>
+            </w:r>
+          </w:p>
+        </w:tc>
+        <w:tc>
+          <w:tcPr>
+            <w:tcW w:w="3611" w:type="dxa"/>
+          </w:tcPr>
+          <w:p>
+            <w:pPr>
+              <w:spacing w:before="0" w:after="60"/>
+            </w:pPr>
+            <w:r>
+              <w:t xml:space="preserve">Every customer’s verification, risk rating, screening, review and deletion dates</w:t>
+            </w:r>
+          </w:p>
+        </w:tc>
+      </w:tr>
+      <w:tr>
+        <w:trPr>
+          <w:cantSplit/>
+        </w:trPr>
+        <w:tc>
+          <w:tcPr>
+            <w:tcW w:w="2527" w:type="dxa"/>
+          </w:tcPr>
+          <w:p>
+            <w:pPr>
+              <w:spacing w:before="0" w:after="60"/>
+            </w:pPr>
+            <w:r>
+              <w:t xml:space="preserve">Sanctions Screening Log</w:t>
+            </w:r>
+          </w:p>
+        </w:tc>
+        <w:tc>
+          <w:tcPr>
+            <w:tcW w:w="2888" w:type="dxa"/>
+          </w:tcPr>
+          <w:p>
+            <w:pPr>
+              <w:spacing w:before="0" w:after="60"/>
+            </w:pPr>
+            <w:r>
+              <w:t xml:space="preserve">Customer_Due_Diligence_Checklist_v2.0_Template.xlsx (Sanctions Screening Log tab)</w:t>
+            </w:r>
+          </w:p>
+        </w:tc>
+        <w:tc>
+          <w:tcPr>
+            <w:tcW w:w="3611" w:type="dxa"/>
+          </w:tcPr>
+          <w:p>
+            <w:pPr>
+              <w:spacing w:before="0" w:after="60"/>
+            </w:pPr>
+            <w:r>
+              <w:t xml:space="preserve">Sanctions screening, potential matches and decisions, and OFSI reports</w:t>
+            </w:r>
+          </w:p>
+        </w:tc>
+      </w:tr>
+      <w:tr>
+        <w:trPr>
+          <w:cantSplit/>
+        </w:trPr>
+        <w:tc>
+          <w:tcPr>
+            <w:tcW w:w="2527" w:type="dxa"/>
+          </w:tcPr>
+          <w:p>
+            <w:pPr>
+              <w:spacing w:before="0" w:after="60"/>
+            </w:pPr>
+            <w:r>
+              <w:t xml:space="preserve">Training Log (Training Matrix, Training Record, Competence Register, CPD Log)</w:t>
+            </w:r>
+          </w:p>
+        </w:tc>
+        <w:tc>
+          <w:tcPr>
+            <w:tcW w:w="2888" w:type="dxa"/>
+          </w:tcPr>
+          <w:p>
+            <w:pPr>
+              <w:spacing w:before="0" w:after="60"/>
+            </w:pPr>
+            <w:r>
+              <w:t xml:space="preserve">Training_Log_v2.0_Template.xlsx</w:t>
+            </w:r>
+          </w:p>
+        </w:tc>
+        <w:tc>
+          <w:tcPr>
+            <w:tcW w:w="3611" w:type="dxa"/>
+          </w:tcPr>
+          <w:p>
+            <w:pPr>
+              <w:spacing w:before="0" w:after="60"/>
+            </w:pPr>
+            <w:r>
+              <w:t xml:space="preserve">Training completed, competence assessed, supervision, qualifications and CPD</w:t>
+            </w:r>
+          </w:p>
+        </w:tc>
+      </w:tr>
+      <w:tr>
+        <w:trPr>
+          <w:cantSplit/>
+        </w:trPr>
+        <w:tc>
+          <w:tcPr>
+            <w:tcW w:w="2527" w:type="dxa"/>
+          </w:tcPr>
+          <w:p>
+            <w:pPr>
+              <w:spacing w:before="0" w:after="60"/>
+            </w:pPr>
+            <w:r>
+              <w:t xml:space="preserve">Data Protection Registers (ROPA, Data Rights Request Log, Data Breach Log, DP Complaints Log, Data Retention Schedule, DPIA Register)</w:t>
+            </w:r>
+          </w:p>
+        </w:tc>
+        <w:tc>
+          <w:tcPr>
+            <w:tcW w:w="2888" w:type="dxa"/>
+          </w:tcPr>
+          <w:p>
+            <w:pPr>
+              <w:spacing w:before="0" w:after="60"/>
+            </w:pPr>
+            <w:r>
+              <w:t xml:space="preserve">Data_Protection_Registers_v2.0_Template.xlsx</w:t>
+            </w:r>
+          </w:p>
+        </w:tc>
+        <w:tc>
+          <w:tcPr>
+            <w:tcW w:w="3611" w:type="dxa"/>
+          </w:tcPr>
+          <w:p>
+            <w:pPr>
+              <w:spacing w:before="0" w:after="60"/>
+            </w:pPr>
+            <w:r>
+              <w:t xml:space="preserve">Accountability under the UK GDPR: processing, rights requests, breaches, complaints, retention and DPIAs</w:t>
+            </w:r>
+          </w:p>
+        </w:tc>
+      </w:tr>
+      <w:tr>
+        <w:trPr>
+          <w:cantSplit/>
+        </w:trPr>
+        <w:tc>
+          <w:tcPr>
+            <w:tcW w:w="2527" w:type="dxa"/>
+          </w:tcPr>
+          <w:p>
+            <w:pPr>
+              <w:spacing w:before="0" w:after="60"/>
+            </w:pPr>
+            <w:r>
+              <w:t xml:space="preserve">Conflicts of Interest Register and Gifts and Hospitality Register</w:t>
+            </w:r>
+          </w:p>
+        </w:tc>
+        <w:tc>
+          <w:tcPr>
+            <w:tcW w:w="2888" w:type="dxa"/>
+          </w:tcPr>
+          <w:p>
+            <w:pPr>
+              <w:spacing w:before="0" w:after="60"/>
+            </w:pPr>
+            <w:r>
+              <w:t xml:space="preserve">Conflicts_and_Gifts_Registers_v2.0_Template.xlsx</w:t>
+            </w:r>
+          </w:p>
+        </w:tc>
+        <w:tc>
+          <w:tcPr>
+            <w:tcW w:w="3611" w:type="dxa"/>
+          </w:tcPr>
+          <w:p>
+            <w:pPr>
+              <w:spacing w:before="0" w:after="60"/>
+            </w:pPr>
+            <w:r>
+              <w:t xml:space="preserve">Conflicts identified and managed; gifts and hospitality approved and recorded</w:t>
+            </w:r>
+          </w:p>
+        </w:tc>
+      </w:tr>
+      <w:tr>
+        <w:trPr>
+          <w:cantSplit/>
+        </w:trPr>
+        <w:tc>
+          <w:tcPr>
+            <w:tcW w:w="2527" w:type="dxa"/>
+          </w:tcPr>
+          <w:p>
+            <w:pPr>
+              <w:spacing w:before="0" w:after="60"/>
+            </w:pPr>
+            <w:r>
+              <w:t xml:space="preserve">Risk Assessment Log</w:t>
+            </w:r>
+          </w:p>
+        </w:tc>
+        <w:tc>
+          <w:tcPr>
+            <w:tcW w:w="2888" w:type="dxa"/>
+          </w:tcPr>
+          <w:p>
+            <w:pPr>
+              <w:spacing w:before="0" w:after="60"/>
+            </w:pPr>
+            <w:r>
+              <w:t xml:space="preserve">Risk_Assessment_Log_v2.0_Template.xlsx</w:t>
+            </w:r>
+          </w:p>
+        </w:tc>
+        <w:tc>
+          <w:tcPr>
+            <w:tcW w:w="3611" w:type="dxa"/>
+          </w:tcPr>
+          <w:p>
+            <w:pPr>
+              <w:spacing w:before="0" w:after="60"/>
+            </w:pPr>
+            <w:r>
+              <w:t xml:space="preserve">Identified risks, inherent and residual scores, controls, appetite and actions</w:t>
+            </w:r>
+          </w:p>
+        </w:tc>
+      </w:tr>
+      <w:tr>
+        <w:trPr>
+          <w:cantSplit/>
+        </w:trPr>
+        <w:tc>
+          <w:tcPr>
+            <w:tcW w:w="2527" w:type="dxa"/>
+          </w:tcPr>
+          <w:p>
+            <w:pPr>
+              <w:spacing w:before="0" w:after="60"/>
+            </w:pPr>
+            <w:r>
+              <w:t xml:space="preserve">Consumer Duty Evidence (Outcome MI, Target Market Register, Fair Value Register, Board Report Actions)</w:t>
+            </w:r>
+          </w:p>
+        </w:tc>
+        <w:tc>
+          <w:tcPr>
+            <w:tcW w:w="2888" w:type="dxa"/>
+          </w:tcPr>
+          <w:p>
+            <w:pPr>
+              <w:spacing w:before="0" w:after="60"/>
+            </w:pPr>
+            <w:r>
+              <w:t xml:space="preserve">Consumer_Duty_Evidence_v2.0_Template.xlsx</w:t>
+            </w:r>
+          </w:p>
+        </w:tc>
+        <w:tc>
+          <w:tcPr>
+            <w:tcW w:w="3611" w:type="dxa"/>
+          </w:tcPr>
+          <w:p>
+            <w:pPr>
+              <w:spacing w:before="0" w:after="60"/>
+            </w:pPr>
+            <w:r>
+              <w:t xml:space="preserve">Outcome monitoring, target markets, fair value assessments and board report actions</w:t>
+            </w:r>
+          </w:p>
+        </w:tc>
+      </w:tr>
+    </w:tbl>
+    <w:p>
+      <w:pPr>
+        <w:spacing w:before="0" w:after="0"/>
+      </w:pPr>
     </w:p>
     <w:sectPr>
       <w:pgSz w:w="11906" w:h="16838"/>
